--- a/doc/specs/docx/QNSC_WDT_MAS.docx
+++ b/doc/specs/docx/QNSC_WDT_MAS.docx
@@ -15,7 +15,7 @@
         <w:pStyle w:val="Subtitle"/>
       </w:pPr>
       <w:r>
-        <w:t xml:space="preserve">MICRO-ARCHITECTURE SPECIFICATION – V1.0</w:t>
+        <w:t xml:space="preserve">MICRO-ARCHITECTURE SPECIFICATION – V1.1</w:t>
       </w:r>
     </w:p>
     <w:p>
@@ -435,6 +435,77 @@
           </w:p>
         </w:tc>
       </w:tr>
+      <w:tr>
+        <w:tc>
+          <w:tcPr/>
+          <w:p>
+            <w:pPr>
+              <w:pStyle w:val="Compact"/>
+              <w:jc w:val="left"/>
+            </w:pPr>
+            <w:r>
+              <w:t xml:space="preserve">V1.1</w:t>
+            </w:r>
+          </w:p>
+        </w:tc>
+        <w:tc>
+          <w:tcPr/>
+          <w:p>
+            <w:pPr>
+              <w:pStyle w:val="Compact"/>
+              <w:jc w:val="left"/>
+            </w:pPr>
+            <w:r>
+              <w:t xml:space="preserve">2026-09-30</w:t>
+            </w:r>
+          </w:p>
+        </w:tc>
+        <w:tc>
+          <w:tcPr/>
+          <w:p>
+            <w:pPr>
+              <w:pStyle w:val="Compact"/>
+              <w:jc w:val="left"/>
+            </w:pPr>
+            <w:r>
+              <w:t xml:space="preserve">Nghia VT</w:t>
+            </w:r>
+          </w:p>
+        </w:tc>
+        <w:tc>
+          <w:tcPr/>
+          <w:p>
+            <w:pPr>
+              <w:pStyle w:val="Compact"/>
+              <w:jc w:val="left"/>
+            </w:pPr>
+            <w:r>
+              <w:t xml:space="preserve">–</w:t>
+            </w:r>
+          </w:p>
+        </w:tc>
+        <w:tc>
+          <w:tcPr/>
+          <w:p>
+            <w:pPr>
+              <w:pStyle w:val="Compact"/>
+              <w:jc w:val="left"/>
+            </w:pPr>
+            <w:r>
+              <w:rPr>
+                <w:rStyle w:val="VerbatimChar"/>
+              </w:rPr>
+              <w:t xml:space="preserve">INTR_STATE</w:t>
+            </w:r>
+            <w:r>
+              <w:t xml:space="preserve"> </w:t>
+            </w:r>
+            <w:r>
+              <w:t xml:space="preserve">access written W1C, the template name (OpenTitan calls it rw1c)</w:t>
+            </w:r>
+          </w:p>
+        </w:tc>
+      </w:tr>
     </w:tbl>
     <w:bookmarkEnd w:id="26"/>
     <w:bookmarkStart w:id="27" w:name="overview"/>
@@ -3953,7 +4024,7 @@
               <w:jc w:val="left"/>
             </w:pPr>
             <w:r>
-              <w:t xml:space="preserve">RW1C</w:t>
+              <w:t xml:space="preserve">W1C</w:t>
             </w:r>
           </w:p>
         </w:tc>
@@ -7878,7 +7949,7 @@
       <w:rPr>
         <w:szCs w:val="26"/>
       </w:rPr>
-      <w:t>V1.0</w:t>
+      <w:t>V1.1</w:t>
     </w:r>
     <w:r>
       <w:rPr>

--- a/doc/specs/docx/QNSC_WDT_MAS.docx
+++ b/doc/specs/docx/QNSC_WDT_MAS.docx
@@ -15,7 +15,7 @@
         <w:pStyle w:val="Subtitle"/>
       </w:pPr>
       <w:r>
-        <w:t xml:space="preserve">MICRO-ARCHITECTURE SPECIFICATION – V1.0</w:t>
+        <w:t xml:space="preserve">MICRO-ARCHITECTURE SPECIFICATION – V1.1</w:t>
       </w:r>
     </w:p>
     <w:p>
@@ -435,6 +435,92 @@
           </w:p>
         </w:tc>
       </w:tr>
+      <w:tr>
+        <w:tc>
+          <w:tcPr/>
+          <w:p>
+            <w:pPr>
+              <w:pStyle w:val="Compact"/>
+              <w:jc w:val="left"/>
+            </w:pPr>
+            <w:r>
+              <w:t xml:space="preserve">V1.1</w:t>
+            </w:r>
+          </w:p>
+        </w:tc>
+        <w:tc>
+          <w:tcPr/>
+          <w:p>
+            <w:pPr>
+              <w:pStyle w:val="Compact"/>
+              <w:jc w:val="left"/>
+            </w:pPr>
+            <w:r>
+              <w:t xml:space="preserve">2026-10-15</w:t>
+            </w:r>
+          </w:p>
+        </w:tc>
+        <w:tc>
+          <w:tcPr/>
+          <w:p>
+            <w:pPr>
+              <w:pStyle w:val="Compact"/>
+              <w:jc w:val="left"/>
+            </w:pPr>
+            <w:r>
+              <w:t xml:space="preserve">Nghia VT (lead), for Vu Bui Minh Hieu</w:t>
+            </w:r>
+          </w:p>
+        </w:tc>
+        <w:tc>
+          <w:tcPr/>
+          <w:p>
+            <w:pPr>
+              <w:pStyle w:val="Compact"/>
+              <w:jc w:val="left"/>
+            </w:pPr>
+            <w:r>
+              <w:t xml:space="preserve">–</w:t>
+            </w:r>
+          </w:p>
+        </w:tc>
+        <w:tc>
+          <w:tcPr/>
+          <w:p>
+            <w:pPr>
+              <w:pStyle w:val="Compact"/>
+              <w:jc w:val="left"/>
+            </w:pPr>
+            <w:r>
+              <w:rPr>
+                <w:rStyle w:val="VerbatimChar"/>
+              </w:rPr>
+              <w:t xml:space="preserve">i_bus_apb_paddr</w:t>
+            </w:r>
+            <w:r>
+              <w:t xml:space="preserve"> </w:t>
+            </w:r>
+            <w:r>
+              <w:t xml:space="preserve">is 14 bits, was 12: the contract</w:t>
+            </w:r>
+            <w:r>
+              <w:t xml:space="preserve"> </w:t>
+            </w:r>
+            <w:r>
+              <w:rPr>
+                <w:rStyle w:val="VerbatimChar"/>
+              </w:rPr>
+              <w:t xml:space="preserve">meta.apb_paddr_width</w:t>
+            </w:r>
+            <w:r>
+              <w:t xml:space="preserve"> </w:t>
+            </w:r>
+            <w:r>
+              <w:t xml:space="preserve">changed in #77 because the windows are 16 KiB. No change in behaviour</w:t>
+            </w:r>
+          </w:p>
+        </w:tc>
+      </w:tr>
     </w:tbl>
     <w:bookmarkEnd w:id="26"/>
     <w:bookmarkStart w:id="27" w:name="overview"/>
@@ -2564,7 +2650,7 @@
               <w:jc w:val="right"/>
             </w:pPr>
             <w:r>
-              <w:t xml:space="preserve">12</w:t>
+              <w:t xml:space="preserve">14</w:t>
             </w:r>
           </w:p>
         </w:tc>
@@ -7878,7 +7964,7 @@
       <w:rPr>
         <w:szCs w:val="26"/>
       </w:rPr>
-      <w:t>V1.0</w:t>
+      <w:t>V1.1</w:t>
     </w:r>
     <w:r>
       <w:rPr>
